--- a/3.2 Hoofdstuk 2 - Marktvormen en hun marktevenwicht/3.2.3 Paragraaf 3 - Monopolie/3. Oefenen/basisopgaven/3.2.3 Monopolie – basis – antwoorden.docx
+++ b/3.2 Hoofdstuk 2 - Marktvormen en hun marktevenwicht/3.2.3 Paragraaf 3 - Monopolie/3. Oefenen/basisopgaven/3.2.3 Monopolie – basis – antwoorden.docx
@@ -489,6 +489,18 @@
           <w:szCs w:val="22"/>
         </w:rPr>
         <w:t xml:space="preserve">Teken een assenstelsel met op de x-as Q en op de y-as p, MK, GTK en MO. Teken hierin de vraag-, GTK-, MK- en MO-lijn.</w:t>
+      </w:r>
+    </w:p>
+    <w:p>
+      <w:r>
+        <w:rPr>
+          <w:noProof/>
+        </w:rPr>
+        <w:pict>
+          <v:shape id="Image 1" o:spid="_x0000_i1026" type="#_x0000_t75" style="width:310.2pt;height:238.2pt;visibility:visible">
+            <v:imagedata r:id="rId10" o:title=""/>
+          </v:shape>
+        </w:pict>
       </w:r>
     </w:p>
     <w:p>
